--- a/doc/subdocs/CommandLineUsage.docx
+++ b/doc/subdocs/CommandLineUsage.docx
@@ -6,7 +6,7 @@
       <w:pPr>
         <w:pStyle w:val="Heading2"/>
       </w:pPr>
-      <w:bookmarkStart w:id="0" w:name="_Toc342309227"/>
+      <w:bookmarkStart w:id="0" w:name="_Toc353986068"/>
       <w:r>
         <w:t>Command Line Usage</w:t>
       </w:r>
@@ -21,7 +21,7 @@
       <w:pPr>
         <w:pStyle w:val="Heading3"/>
       </w:pPr>
-      <w:bookmarkStart w:id="1" w:name="_Toc342309228"/>
+      <w:bookmarkStart w:id="1" w:name="_Toc353986069"/>
       <w:r>
         <w:t>Output Options:</w:t>
       </w:r>
@@ -125,7 +125,7 @@
       <w:pPr>
         <w:pStyle w:val="Heading3"/>
       </w:pPr>
-      <w:bookmarkStart w:id="2" w:name="_Toc342309229"/>
+      <w:bookmarkStart w:id="2" w:name="_Toc353986070"/>
       <w:subDoc r:id="rId14"/>
       <w:r>
         <w:t>Build Options:</w:t>
@@ -186,7 +186,7 @@
       <w:pPr>
         <w:pStyle w:val="Heading3"/>
       </w:pPr>
-      <w:bookmarkStart w:id="3" w:name="_Toc342309230"/>
+      <w:bookmarkStart w:id="3" w:name="_Toc353986071"/>
       <w:r>
         <w:t>VCS Options:</w:t>
       </w:r>
@@ -267,7 +267,7 @@
       <w:pPr>
         <w:pStyle w:val="Heading3"/>
       </w:pPr>
-      <w:bookmarkStart w:id="4" w:name="_Toc342309231"/>
+      <w:bookmarkStart w:id="4" w:name="_Toc353986072"/>
       <w:subDoc r:id="rId24"/>
       <w:r>
         <w:t>General Options:</w:t>
@@ -3648,7 +3648,7 @@
 </file>
 
 <file path=customXml/itemProps1.xml><?xml version="1.0" encoding="utf-8"?>
-<ds:datastoreItem xmlns:ds="http://schemas.openxmlformats.org/officeDocument/2006/customXml" ds:itemID="{8621B3E7-7767-4886-A69B-79CA1A60230A}">
+<ds:datastoreItem xmlns:ds="http://schemas.openxmlformats.org/officeDocument/2006/customXml" ds:itemID="{F474A31E-8E8B-4021-BAC5-FAACC204422C}">
   <ds:schemaRefs>
     <ds:schemaRef ds:uri="http://schemas.openxmlformats.org/officeDocument/2006/bibliography"/>
   </ds:schemaRefs>

--- a/doc/subdocs/CommandLineUsage.docx
+++ b/doc/subdocs/CommandLineUsage.docx
@@ -6,7 +6,7 @@
       <w:pPr>
         <w:pStyle w:val="Heading2"/>
       </w:pPr>
-      <w:bookmarkStart w:id="0" w:name="_Toc353986068"/>
+      <w:bookmarkStart w:id="0" w:name="_Toc396470063"/>
       <w:r>
         <w:t>Command Line Usage</w:t>
       </w:r>
@@ -21,7 +21,7 @@
       <w:pPr>
         <w:pStyle w:val="Heading3"/>
       </w:pPr>
-      <w:bookmarkStart w:id="1" w:name="_Toc353986069"/>
+      <w:bookmarkStart w:id="1" w:name="_Toc396470064"/>
       <w:r>
         <w:t>Output Options:</w:t>
       </w:r>
@@ -125,7 +125,7 @@
       <w:pPr>
         <w:pStyle w:val="Heading3"/>
       </w:pPr>
-      <w:bookmarkStart w:id="2" w:name="_Toc353986070"/>
+      <w:bookmarkStart w:id="2" w:name="_Toc396470065"/>
       <w:subDoc r:id="rId14"/>
       <w:r>
         <w:t>Build Options:</w:t>
@@ -186,7 +186,7 @@
       <w:pPr>
         <w:pStyle w:val="Heading3"/>
       </w:pPr>
-      <w:bookmarkStart w:id="3" w:name="_Toc353986071"/>
+      <w:bookmarkStart w:id="3" w:name="_Toc396470066"/>
       <w:r>
         <w:t>VCS Options:</w:t>
       </w:r>
@@ -267,7 +267,7 @@
       <w:pPr>
         <w:pStyle w:val="Heading3"/>
       </w:pPr>
-      <w:bookmarkStart w:id="4" w:name="_Toc353986072"/>
+      <w:bookmarkStart w:id="4" w:name="_Toc396470067"/>
       <w:subDoc r:id="rId24"/>
       <w:r>
         <w:t>General Options:</w:t>
@@ -3648,7 +3648,7 @@
 </file>
 
 <file path=customXml/itemProps1.xml><?xml version="1.0" encoding="utf-8"?>
-<ds:datastoreItem xmlns:ds="http://schemas.openxmlformats.org/officeDocument/2006/customXml" ds:itemID="{F474A31E-8E8B-4021-BAC5-FAACC204422C}">
+<ds:datastoreItem xmlns:ds="http://schemas.openxmlformats.org/officeDocument/2006/customXml" ds:itemID="{57C635DB-E853-4E9C-8F28-68B3C3081310}">
   <ds:schemaRefs>
     <ds:schemaRef ds:uri="http://schemas.openxmlformats.org/officeDocument/2006/bibliography"/>
   </ds:schemaRefs>
